--- a/cr_pfe.docx
+++ b/cr_pfe.docx
@@ -113,7 +113,7 @@
                     <pic:cNvPicPr/>
                   </pic:nvPicPr>
                   <pic:blipFill>
-                    <a:blip r:embed="rId11">
+                    <a:blip r:embed="rId10">
                       <a:extLst>
                         <a:ext uri="{28A0092B-C50C-407E-A947-70E740481C1C}">
                           <a14:useLocalDpi xmlns:a14="http://schemas.microsoft.com/office/drawing/2010/main" val="0"/>
@@ -146,28 +146,18 @@
         <w:jc w:val="center"/>
       </w:pPr>
       <w:bookmarkStart w:id="0" w:name="_Toc220009899"/>
-      <w:bookmarkStart w:id="1" w:name="_Toc220009938"/>
+      <w:bookmarkStart w:id="1" w:name="_Toc220064616"/>
       <w:r>
         <w:t xml:space="preserve">Figure </w:t>
       </w:r>
-      <w:r>
-        <w:fldChar w:fldCharType="begin"/>
-      </w:r>
-      <w:r>
-        <w:instrText xml:space="preserve"> SEQ Figure \* ARABIC </w:instrText>
-      </w:r>
-      <w:r>
-        <w:fldChar w:fldCharType="separate"/>
-      </w:r>
-      <w:r>
-        <w:rPr>
-          <w:noProof/>
-        </w:rPr>
-        <w:t>1</w:t>
-      </w:r>
-      <w:r>
-        <w:fldChar w:fldCharType="end"/>
-      </w:r>
+      <w:fldSimple w:instr=" SEQ Figure \* ARABIC ">
+        <w:r>
+          <w:rPr>
+            <w:noProof/>
+          </w:rPr>
+          <w:t>1</w:t>
+        </w:r>
+      </w:fldSimple>
       <w:r>
         <w:t xml:space="preserve"> :</w:t>
       </w:r>
@@ -184,7 +174,7 @@
       <w:pPr>
         <w:pStyle w:val="Titre1"/>
       </w:pPr>
-      <w:bookmarkStart w:id="2" w:name="_Toc220017382"/>
+      <w:bookmarkStart w:id="2" w:name="_Toc220064624"/>
       <w:r>
         <w:lastRenderedPageBreak/>
         <w:t>Table des matières</w:t>
@@ -202,7 +192,6 @@
           <w:docPartUnique/>
         </w:docPartObj>
       </w:sdtPr>
-      <w:sdtEndPr/>
       <w:sdtContent>
         <w:p>
           <w:pPr>
@@ -227,7 +216,7 @@
           <w:r>
             <w:fldChar w:fldCharType="separate"/>
           </w:r>
-          <w:hyperlink w:anchor="_Toc220017382" w:history="1">
+          <w:hyperlink w:anchor="_Toc220064624" w:history="1">
             <w:r>
               <w:rPr>
                 <w:rStyle w:val="Lienhypertexte"/>
@@ -254,7 +243,7 @@
                 <w:noProof/>
                 <w:webHidden/>
               </w:rPr>
-              <w:instrText xml:space="preserve"> PAGEREF _Toc220017382 \h </w:instrText>
+              <w:instrText xml:space="preserve"> PAGEREF _Toc220064624 \h </w:instrText>
             </w:r>
             <w:r>
               <w:rPr>
@@ -299,7 +288,7 @@
               <w14:ligatures w14:val="standardContextual"/>
             </w:rPr>
           </w:pPr>
-          <w:hyperlink w:anchor="_Toc220017383" w:history="1">
+          <w:hyperlink w:anchor="_Toc220064625" w:history="1">
             <w:r>
               <w:rPr>
                 <w:rStyle w:val="Lienhypertexte"/>
@@ -326,7 +315,7 @@
                 <w:noProof/>
                 <w:webHidden/>
               </w:rPr>
-              <w:instrText xml:space="preserve"> PAGEREF _Toc220017383 \h </w:instrText>
+              <w:instrText xml:space="preserve"> PAGEREF _Toc220064625 \h </w:instrText>
             </w:r>
             <w:r>
               <w:rPr>
@@ -371,7 +360,7 @@
               <w14:ligatures w14:val="standardContextual"/>
             </w:rPr>
           </w:pPr>
-          <w:hyperlink w:anchor="_Toc220017384" w:history="1">
+          <w:hyperlink w:anchor="_Toc220064626" w:history="1">
             <w:r>
               <w:rPr>
                 <w:rStyle w:val="Lienhypertexte"/>
@@ -398,7 +387,7 @@
                 <w:noProof/>
                 <w:webHidden/>
               </w:rPr>
-              <w:instrText xml:space="preserve"> PAGEREF _Toc220017384 \h </w:instrText>
+              <w:instrText xml:space="preserve"> PAGEREF _Toc220064626 \h </w:instrText>
             </w:r>
             <w:r>
               <w:rPr>
@@ -443,13 +432,13 @@
               <w14:ligatures w14:val="standardContextual"/>
             </w:rPr>
           </w:pPr>
-          <w:hyperlink w:anchor="_Toc220017385" w:history="1">
+          <w:hyperlink w:anchor="_Toc220064627" w:history="1">
             <w:r>
               <w:rPr>
                 <w:rStyle w:val="Lienhypertexte"/>
                 <w:noProof/>
               </w:rPr>
-              <w:t>Méthode de simulation :</w:t>
+              <w:t>La simulation :</w:t>
             </w:r>
             <w:r>
               <w:rPr>
@@ -470,7 +459,7 @@
                 <w:noProof/>
                 <w:webHidden/>
               </w:rPr>
-              <w:instrText xml:space="preserve"> PAGEREF _Toc220017385 \h </w:instrText>
+              <w:instrText xml:space="preserve"> PAGEREF _Toc220064627 \h </w:instrText>
             </w:r>
             <w:r>
               <w:rPr>
@@ -515,13 +504,13 @@
               <w14:ligatures w14:val="standardContextual"/>
             </w:rPr>
           </w:pPr>
-          <w:hyperlink w:anchor="_Toc220017386" w:history="1">
+          <w:hyperlink w:anchor="_Toc220064628" w:history="1">
             <w:r>
               <w:rPr>
                 <w:rStyle w:val="Lienhypertexte"/>
                 <w:noProof/>
               </w:rPr>
-              <w:t>Choix de la méthode :</w:t>
+              <w:t>Choix des outils de simulation :</w:t>
             </w:r>
             <w:r>
               <w:rPr>
@@ -542,7 +531,7 @@
                 <w:noProof/>
                 <w:webHidden/>
               </w:rPr>
-              <w:instrText xml:space="preserve"> PAGEREF _Toc220017386 \h </w:instrText>
+              <w:instrText xml:space="preserve"> PAGEREF _Toc220064628 \h </w:instrText>
             </w:r>
             <w:r>
               <w:rPr>
@@ -580,10 +569,14 @@
               <w:tab w:val="right" w:leader="dot" w:pos="9016"/>
             </w:tabs>
             <w:rPr>
+              <w:rFonts w:eastAsiaTheme="minorEastAsia"/>
               <w:noProof/>
+              <w:kern w:val="2"/>
+              <w:lang w:eastAsia="fr-FR"/>
+              <w14:ligatures w14:val="standardContextual"/>
             </w:rPr>
           </w:pPr>
-          <w:hyperlink w:anchor="_Toc220017387" w:history="1">
+          <w:hyperlink w:anchor="_Toc220064629" w:history="1">
             <w:r>
               <w:rPr>
                 <w:rStyle w:val="Lienhypertexte"/>
@@ -610,7 +603,7 @@
                 <w:noProof/>
                 <w:webHidden/>
               </w:rPr>
-              <w:instrText xml:space="preserve"> PAGEREF _Toc220017387 \h </w:instrText>
+              <w:instrText xml:space="preserve"> PAGEREF _Toc220064629 \h </w:instrText>
             </w:r>
             <w:r>
               <w:rPr>
@@ -648,10 +641,14 @@
               <w:tab w:val="right" w:leader="dot" w:pos="9016"/>
             </w:tabs>
             <w:rPr>
+              <w:rFonts w:eastAsiaTheme="minorEastAsia"/>
               <w:noProof/>
+              <w:kern w:val="2"/>
+              <w:lang w:eastAsia="fr-FR"/>
+              <w14:ligatures w14:val="standardContextual"/>
             </w:rPr>
           </w:pPr>
-          <w:hyperlink w:anchor="_Toc220017388" w:history="1">
+          <w:hyperlink w:anchor="_Toc220064630" w:history="1">
             <w:r>
               <w:rPr>
                 <w:rStyle w:val="Lienhypertexte"/>
@@ -678,7 +675,7 @@
                 <w:noProof/>
                 <w:webHidden/>
               </w:rPr>
-              <w:instrText xml:space="preserve"> PAGEREF _Toc220017388 \h </w:instrText>
+              <w:instrText xml:space="preserve"> PAGEREF _Toc220064630 \h </w:instrText>
             </w:r>
             <w:r>
               <w:rPr>
@@ -716,10 +713,14 @@
               <w:tab w:val="right" w:leader="dot" w:pos="9016"/>
             </w:tabs>
             <w:rPr>
+              <w:rFonts w:eastAsiaTheme="minorEastAsia"/>
               <w:noProof/>
+              <w:kern w:val="2"/>
+              <w:lang w:eastAsia="fr-FR"/>
+              <w14:ligatures w14:val="standardContextual"/>
             </w:rPr>
           </w:pPr>
-          <w:hyperlink w:anchor="_Toc220017389" w:history="1">
+          <w:hyperlink w:anchor="_Toc220064631" w:history="1">
             <w:r>
               <w:rPr>
                 <w:rStyle w:val="Lienhypertexte"/>
@@ -746,7 +747,7 @@
                 <w:noProof/>
                 <w:webHidden/>
               </w:rPr>
-              <w:instrText xml:space="preserve"> PAGEREF _Toc220017389 \h </w:instrText>
+              <w:instrText xml:space="preserve"> PAGEREF _Toc220064631 \h </w:instrText>
             </w:r>
             <w:r>
               <w:rPr>
@@ -791,13 +792,13 @@
               <w14:ligatures w14:val="standardContextual"/>
             </w:rPr>
           </w:pPr>
-          <w:hyperlink w:anchor="_Toc220017390" w:history="1">
+          <w:hyperlink w:anchor="_Toc220064632" w:history="1">
             <w:r>
               <w:rPr>
                 <w:rStyle w:val="Lienhypertexte"/>
                 <w:noProof/>
               </w:rPr>
-              <w:t>FDTD</w:t>
+              <w:t>OpenEMS</w:t>
             </w:r>
             <w:r>
               <w:rPr>
@@ -818,75 +819,7 @@
                 <w:noProof/>
                 <w:webHidden/>
               </w:rPr>
-              <w:instrText xml:space="preserve"> PAGEREF _Toc220017390 \h </w:instrText>
-            </w:r>
-            <w:r>
-              <w:rPr>
-                <w:noProof/>
-                <w:webHidden/>
-              </w:rPr>
-            </w:r>
-            <w:r>
-              <w:rPr>
-                <w:noProof/>
-                <w:webHidden/>
-              </w:rPr>
-              <w:fldChar w:fldCharType="separate"/>
-            </w:r>
-            <w:r>
-              <w:rPr>
-                <w:noProof/>
-                <w:webHidden/>
-              </w:rPr>
-              <w:t>6</w:t>
-            </w:r>
-            <w:r>
-              <w:rPr>
-                <w:noProof/>
-                <w:webHidden/>
-              </w:rPr>
-              <w:fldChar w:fldCharType="end"/>
-            </w:r>
-          </w:hyperlink>
-        </w:p>
-        <w:p>
-          <w:pPr>
-            <w:pStyle w:val="TM3"/>
-            <w:tabs>
-              <w:tab w:val="right" w:leader="dot" w:pos="9016"/>
-            </w:tabs>
-            <w:rPr>
-              <w:noProof/>
-            </w:rPr>
-          </w:pPr>
-          <w:hyperlink w:anchor="_Toc220017391" w:history="1">
-            <w:r>
-              <w:rPr>
-                <w:rStyle w:val="Lienhypertexte"/>
-                <w:noProof/>
-              </w:rPr>
-              <w:t>FD</w:t>
-            </w:r>
-            <w:r>
-              <w:rPr>
-                <w:noProof/>
-                <w:webHidden/>
-              </w:rPr>
-              <w:tab/>
-            </w:r>
-            <w:r>
-              <w:rPr>
-                <w:noProof/>
-                <w:webHidden/>
-              </w:rPr>
-              <w:fldChar w:fldCharType="begin"/>
-            </w:r>
-            <w:r>
-              <w:rPr>
-                <w:noProof/>
-                <w:webHidden/>
-              </w:rPr>
-              <w:instrText xml:space="preserve"> PAGEREF _Toc220017391 \h </w:instrText>
+              <w:instrText xml:space="preserve"> PAGEREF _Toc220064632 \h </w:instrText>
             </w:r>
             <w:r>
               <w:rPr>
@@ -931,12 +864,300 @@
               <w14:ligatures w14:val="standardContextual"/>
             </w:rPr>
           </w:pPr>
-          <w:hyperlink w:anchor="_Toc220017392" w:history="1">
+          <w:hyperlink w:anchor="_Toc220064633" w:history="1">
             <w:r>
               <w:rPr>
                 <w:rStyle w:val="Lienhypertexte"/>
                 <w:noProof/>
               </w:rPr>
+              <w:t>Comparaison QUCS/OpenEMS</w:t>
+            </w:r>
+            <w:r>
+              <w:rPr>
+                <w:noProof/>
+                <w:webHidden/>
+              </w:rPr>
+              <w:tab/>
+            </w:r>
+            <w:r>
+              <w:rPr>
+                <w:noProof/>
+                <w:webHidden/>
+              </w:rPr>
+              <w:fldChar w:fldCharType="begin"/>
+            </w:r>
+            <w:r>
+              <w:rPr>
+                <w:noProof/>
+                <w:webHidden/>
+              </w:rPr>
+              <w:instrText xml:space="preserve"> PAGEREF _Toc220064633 \h </w:instrText>
+            </w:r>
+            <w:r>
+              <w:rPr>
+                <w:noProof/>
+                <w:webHidden/>
+              </w:rPr>
+            </w:r>
+            <w:r>
+              <w:rPr>
+                <w:noProof/>
+                <w:webHidden/>
+              </w:rPr>
+              <w:fldChar w:fldCharType="separate"/>
+            </w:r>
+            <w:r>
+              <w:rPr>
+                <w:noProof/>
+                <w:webHidden/>
+              </w:rPr>
+              <w:t>6</w:t>
+            </w:r>
+            <w:r>
+              <w:rPr>
+                <w:noProof/>
+                <w:webHidden/>
+              </w:rPr>
+              <w:fldChar w:fldCharType="end"/>
+            </w:r>
+          </w:hyperlink>
+        </w:p>
+        <w:p>
+          <w:pPr>
+            <w:pStyle w:val="TM2"/>
+            <w:tabs>
+              <w:tab w:val="right" w:leader="dot" w:pos="9016"/>
+            </w:tabs>
+            <w:rPr>
+              <w:rFonts w:eastAsiaTheme="minorEastAsia"/>
+              <w:noProof/>
+              <w:kern w:val="2"/>
+              <w:lang w:eastAsia="fr-FR"/>
+              <w14:ligatures w14:val="standardContextual"/>
+            </w:rPr>
+          </w:pPr>
+          <w:hyperlink w:anchor="_Toc220064634" w:history="1">
+            <w:r>
+              <w:rPr>
+                <w:rStyle w:val="Lienhypertexte"/>
+                <w:noProof/>
+              </w:rPr>
+              <w:t>Filtre de Notch</w:t>
+            </w:r>
+            <w:r>
+              <w:rPr>
+                <w:noProof/>
+                <w:webHidden/>
+              </w:rPr>
+              <w:tab/>
+            </w:r>
+            <w:r>
+              <w:rPr>
+                <w:noProof/>
+                <w:webHidden/>
+              </w:rPr>
+              <w:fldChar w:fldCharType="begin"/>
+            </w:r>
+            <w:r>
+              <w:rPr>
+                <w:noProof/>
+                <w:webHidden/>
+              </w:rPr>
+              <w:instrText xml:space="preserve"> PAGEREF _Toc220064634 \h </w:instrText>
+            </w:r>
+            <w:r>
+              <w:rPr>
+                <w:noProof/>
+                <w:webHidden/>
+              </w:rPr>
+            </w:r>
+            <w:r>
+              <w:rPr>
+                <w:noProof/>
+                <w:webHidden/>
+              </w:rPr>
+              <w:fldChar w:fldCharType="separate"/>
+            </w:r>
+            <w:r>
+              <w:rPr>
+                <w:noProof/>
+                <w:webHidden/>
+              </w:rPr>
+              <w:t>6</w:t>
+            </w:r>
+            <w:r>
+              <w:rPr>
+                <w:noProof/>
+                <w:webHidden/>
+              </w:rPr>
+              <w:fldChar w:fldCharType="end"/>
+            </w:r>
+          </w:hyperlink>
+        </w:p>
+        <w:p>
+          <w:pPr>
+            <w:pStyle w:val="TM3"/>
+            <w:tabs>
+              <w:tab w:val="right" w:leader="dot" w:pos="9016"/>
+            </w:tabs>
+            <w:rPr>
+              <w:rFonts w:eastAsiaTheme="minorEastAsia"/>
+              <w:noProof/>
+              <w:kern w:val="2"/>
+              <w:lang w:eastAsia="fr-FR"/>
+              <w14:ligatures w14:val="standardContextual"/>
+            </w:rPr>
+          </w:pPr>
+          <w:hyperlink w:anchor="_Toc220064635" w:history="1">
+            <w:r>
+              <w:rPr>
+                <w:rStyle w:val="Lienhypertexte"/>
+                <w:noProof/>
+              </w:rPr>
+              <w:t>OpenEMS</w:t>
+            </w:r>
+            <w:r>
+              <w:rPr>
+                <w:noProof/>
+                <w:webHidden/>
+              </w:rPr>
+              <w:tab/>
+            </w:r>
+            <w:r>
+              <w:rPr>
+                <w:noProof/>
+                <w:webHidden/>
+              </w:rPr>
+              <w:fldChar w:fldCharType="begin"/>
+            </w:r>
+            <w:r>
+              <w:rPr>
+                <w:noProof/>
+                <w:webHidden/>
+              </w:rPr>
+              <w:instrText xml:space="preserve"> PAGEREF _Toc220064635 \h </w:instrText>
+            </w:r>
+            <w:r>
+              <w:rPr>
+                <w:noProof/>
+                <w:webHidden/>
+              </w:rPr>
+            </w:r>
+            <w:r>
+              <w:rPr>
+                <w:noProof/>
+                <w:webHidden/>
+              </w:rPr>
+              <w:fldChar w:fldCharType="separate"/>
+            </w:r>
+            <w:r>
+              <w:rPr>
+                <w:noProof/>
+                <w:webHidden/>
+              </w:rPr>
+              <w:t>6</w:t>
+            </w:r>
+            <w:r>
+              <w:rPr>
+                <w:noProof/>
+                <w:webHidden/>
+              </w:rPr>
+              <w:fldChar w:fldCharType="end"/>
+            </w:r>
+          </w:hyperlink>
+        </w:p>
+        <w:p>
+          <w:pPr>
+            <w:pStyle w:val="TM3"/>
+            <w:tabs>
+              <w:tab w:val="right" w:leader="dot" w:pos="9016"/>
+            </w:tabs>
+            <w:rPr>
+              <w:rFonts w:eastAsiaTheme="minorEastAsia"/>
+              <w:noProof/>
+              <w:kern w:val="2"/>
+              <w:lang w:eastAsia="fr-FR"/>
+              <w14:ligatures w14:val="standardContextual"/>
+            </w:rPr>
+          </w:pPr>
+          <w:hyperlink w:anchor="_Toc220064636" w:history="1">
+            <w:r>
+              <w:rPr>
+                <w:rStyle w:val="Lienhypertexte"/>
+                <w:noProof/>
+              </w:rPr>
+              <w:t>QUCS</w:t>
+            </w:r>
+            <w:r>
+              <w:rPr>
+                <w:noProof/>
+                <w:webHidden/>
+              </w:rPr>
+              <w:tab/>
+            </w:r>
+            <w:r>
+              <w:rPr>
+                <w:noProof/>
+                <w:webHidden/>
+              </w:rPr>
+              <w:fldChar w:fldCharType="begin"/>
+            </w:r>
+            <w:r>
+              <w:rPr>
+                <w:noProof/>
+                <w:webHidden/>
+              </w:rPr>
+              <w:instrText xml:space="preserve"> PAGEREF _Toc220064636 \h </w:instrText>
+            </w:r>
+            <w:r>
+              <w:rPr>
+                <w:noProof/>
+                <w:webHidden/>
+              </w:rPr>
+            </w:r>
+            <w:r>
+              <w:rPr>
+                <w:noProof/>
+                <w:webHidden/>
+              </w:rPr>
+              <w:fldChar w:fldCharType="separate"/>
+            </w:r>
+            <w:r>
+              <w:rPr>
+                <w:noProof/>
+                <w:webHidden/>
+              </w:rPr>
+              <w:t>7</w:t>
+            </w:r>
+            <w:r>
+              <w:rPr>
+                <w:noProof/>
+                <w:webHidden/>
+              </w:rPr>
+              <w:fldChar w:fldCharType="end"/>
+            </w:r>
+          </w:hyperlink>
+        </w:p>
+        <w:p>
+          <w:pPr>
+            <w:pStyle w:val="TM1"/>
+            <w:tabs>
+              <w:tab w:val="right" w:leader="dot" w:pos="9016"/>
+            </w:tabs>
+            <w:rPr>
+              <w:rFonts w:eastAsiaTheme="minorEastAsia"/>
+              <w:noProof/>
+              <w:kern w:val="2"/>
+              <w:lang w:eastAsia="fr-FR"/>
+              <w14:ligatures w14:val="standardContextual"/>
+            </w:rPr>
+          </w:pPr>
+          <w:hyperlink w:anchor="_Toc220064637" w:history="1">
+            <w:r>
+              <w:rPr>
+                <w:rStyle w:val="Lienhypertexte"/>
+                <w:noProof/>
+              </w:rPr>
               <w:t>Sources :</w:t>
             </w:r>
             <w:r>
@@ -958,7 +1179,7 @@
                 <w:noProof/>
                 <w:webHidden/>
               </w:rPr>
-              <w:instrText xml:space="preserve"> PAGEREF _Toc220017392 \h </w:instrText>
+              <w:instrText xml:space="preserve"> PAGEREF _Toc220064637 \h </w:instrText>
             </w:r>
             <w:r>
               <w:rPr>
@@ -978,7 +1199,7 @@
                 <w:noProof/>
                 <w:webHidden/>
               </w:rPr>
-              <w:t>6</w:t>
+              <w:t>7</w:t>
             </w:r>
             <w:r>
               <w:rPr>
@@ -1015,7 +1236,7 @@
       <w:pPr>
         <w:pStyle w:val="Titre1"/>
       </w:pPr>
-      <w:bookmarkStart w:id="3" w:name="_Toc220017383"/>
+      <w:bookmarkStart w:id="3" w:name="_Toc220064625"/>
       <w:r>
         <w:lastRenderedPageBreak/>
         <w:t>Table des figures :</w:t>
@@ -1045,7 +1266,7 @@
       <w:r>
         <w:fldChar w:fldCharType="separate"/>
       </w:r>
-      <w:hyperlink w:anchor="_Toc220009938" w:history="1">
+      <w:hyperlink w:anchor="_Toc220064616" w:history="1">
         <w:r>
           <w:rPr>
             <w:rStyle w:val="Lienhypertexte"/>
@@ -1072,7 +1293,7 @@
             <w:noProof/>
             <w:webHidden/>
           </w:rPr>
-          <w:instrText xml:space="preserve"> PAGEREF _Toc220009938 \h </w:instrText>
+          <w:instrText xml:space="preserve"> PAGEREF _Toc220064616 \h </w:instrText>
         </w:r>
         <w:r>
           <w:rPr>
@@ -1105,6 +1326,222 @@
     </w:p>
     <w:p>
       <w:pPr>
+        <w:pStyle w:val="Tabledesillustrations"/>
+        <w:tabs>
+          <w:tab w:val="right" w:leader="dot" w:pos="9016"/>
+        </w:tabs>
+        <w:rPr>
+          <w:rFonts w:eastAsiaTheme="minorEastAsia"/>
+          <w:noProof/>
+          <w:kern w:val="2"/>
+          <w:lang w:eastAsia="fr-FR"/>
+          <w14:ligatures w14:val="standardContextual"/>
+        </w:rPr>
+      </w:pPr>
+      <w:hyperlink w:anchor="_Toc220064617" w:history="1">
+        <w:r>
+          <w:rPr>
+            <w:rStyle w:val="Lienhypertexte"/>
+            <w:noProof/>
+          </w:rPr>
+          <w:t>Figure 2 : paramètre S générique</w:t>
+        </w:r>
+        <w:r>
+          <w:rPr>
+            <w:noProof/>
+            <w:webHidden/>
+          </w:rPr>
+          <w:tab/>
+        </w:r>
+        <w:r>
+          <w:rPr>
+            <w:noProof/>
+            <w:webHidden/>
+          </w:rPr>
+          <w:fldChar w:fldCharType="begin"/>
+        </w:r>
+        <w:r>
+          <w:rPr>
+            <w:noProof/>
+            <w:webHidden/>
+          </w:rPr>
+          <w:instrText xml:space="preserve"> PAGEREF _Toc220064617 \h </w:instrText>
+        </w:r>
+        <w:r>
+          <w:rPr>
+            <w:noProof/>
+            <w:webHidden/>
+          </w:rPr>
+        </w:r>
+        <w:r>
+          <w:rPr>
+            <w:noProof/>
+            <w:webHidden/>
+          </w:rPr>
+          <w:fldChar w:fldCharType="separate"/>
+        </w:r>
+        <w:r>
+          <w:rPr>
+            <w:noProof/>
+            <w:webHidden/>
+          </w:rPr>
+          <w:t>5</w:t>
+        </w:r>
+        <w:r>
+          <w:rPr>
+            <w:noProof/>
+            <w:webHidden/>
+          </w:rPr>
+          <w:fldChar w:fldCharType="end"/>
+        </w:r>
+      </w:hyperlink>
+    </w:p>
+    <w:p>
+      <w:pPr>
+        <w:pStyle w:val="Tabledesillustrations"/>
+        <w:tabs>
+          <w:tab w:val="right" w:leader="dot" w:pos="9016"/>
+        </w:tabs>
+        <w:rPr>
+          <w:rFonts w:eastAsiaTheme="minorEastAsia"/>
+          <w:noProof/>
+          <w:kern w:val="2"/>
+          <w:lang w:eastAsia="fr-FR"/>
+          <w14:ligatures w14:val="standardContextual"/>
+        </w:rPr>
+      </w:pPr>
+      <w:hyperlink w:anchor="_Toc220064618" w:history="1">
+        <w:r>
+          <w:rPr>
+            <w:rStyle w:val="Lienhypertexte"/>
+            <w:noProof/>
+          </w:rPr>
+          <w:t>Figure 3 : Filtre de Notch OpenEMS</w:t>
+        </w:r>
+        <w:r>
+          <w:rPr>
+            <w:noProof/>
+            <w:webHidden/>
+          </w:rPr>
+          <w:tab/>
+        </w:r>
+        <w:r>
+          <w:rPr>
+            <w:noProof/>
+            <w:webHidden/>
+          </w:rPr>
+          <w:fldChar w:fldCharType="begin"/>
+        </w:r>
+        <w:r>
+          <w:rPr>
+            <w:noProof/>
+            <w:webHidden/>
+          </w:rPr>
+          <w:instrText xml:space="preserve"> PAGEREF _Toc220064618 \h </w:instrText>
+        </w:r>
+        <w:r>
+          <w:rPr>
+            <w:noProof/>
+            <w:webHidden/>
+          </w:rPr>
+        </w:r>
+        <w:r>
+          <w:rPr>
+            <w:noProof/>
+            <w:webHidden/>
+          </w:rPr>
+          <w:fldChar w:fldCharType="separate"/>
+        </w:r>
+        <w:r>
+          <w:rPr>
+            <w:noProof/>
+            <w:webHidden/>
+          </w:rPr>
+          <w:t>6</w:t>
+        </w:r>
+        <w:r>
+          <w:rPr>
+            <w:noProof/>
+            <w:webHidden/>
+          </w:rPr>
+          <w:fldChar w:fldCharType="end"/>
+        </w:r>
+      </w:hyperlink>
+    </w:p>
+    <w:p>
+      <w:pPr>
+        <w:pStyle w:val="Tabledesillustrations"/>
+        <w:tabs>
+          <w:tab w:val="right" w:leader="dot" w:pos="9016"/>
+        </w:tabs>
+        <w:rPr>
+          <w:rFonts w:eastAsiaTheme="minorEastAsia"/>
+          <w:noProof/>
+          <w:kern w:val="2"/>
+          <w:lang w:eastAsia="fr-FR"/>
+          <w14:ligatures w14:val="standardContextual"/>
+        </w:rPr>
+      </w:pPr>
+      <w:hyperlink w:anchor="_Toc220064619" w:history="1">
+        <w:r>
+          <w:rPr>
+            <w:rStyle w:val="Lienhypertexte"/>
+            <w:noProof/>
+          </w:rPr>
+          <w:t>Figure 4 : Filtre de Notch QUCS</w:t>
+        </w:r>
+        <w:r>
+          <w:rPr>
+            <w:noProof/>
+            <w:webHidden/>
+          </w:rPr>
+          <w:tab/>
+        </w:r>
+        <w:r>
+          <w:rPr>
+            <w:noProof/>
+            <w:webHidden/>
+          </w:rPr>
+          <w:fldChar w:fldCharType="begin"/>
+        </w:r>
+        <w:r>
+          <w:rPr>
+            <w:noProof/>
+            <w:webHidden/>
+          </w:rPr>
+          <w:instrText xml:space="preserve"> PAGEREF _Toc220064619 \h </w:instrText>
+        </w:r>
+        <w:r>
+          <w:rPr>
+            <w:noProof/>
+            <w:webHidden/>
+          </w:rPr>
+        </w:r>
+        <w:r>
+          <w:rPr>
+            <w:noProof/>
+            <w:webHidden/>
+          </w:rPr>
+          <w:fldChar w:fldCharType="separate"/>
+        </w:r>
+        <w:r>
+          <w:rPr>
+            <w:noProof/>
+            <w:webHidden/>
+          </w:rPr>
+          <w:t>7</w:t>
+        </w:r>
+        <w:r>
+          <w:rPr>
+            <w:noProof/>
+            <w:webHidden/>
+          </w:rPr>
+          <w:fldChar w:fldCharType="end"/>
+        </w:r>
+      </w:hyperlink>
+    </w:p>
+    <w:p>
+      <w:pPr>
         <w:pStyle w:val="Titre1"/>
       </w:pPr>
       <w:r>
@@ -1113,7 +1550,7 @@
       <w:r>
         <w:br w:type="page"/>
       </w:r>
-      <w:bookmarkStart w:id="4" w:name="_Toc220017384"/>
+      <w:bookmarkStart w:id="4" w:name="_Toc220064626"/>
       <w:r>
         <w:lastRenderedPageBreak/>
         <w:t>Introduction :</w:t>
@@ -1298,7 +1735,7 @@
       <w:pPr>
         <w:pStyle w:val="Titre1"/>
       </w:pPr>
-      <w:bookmarkStart w:id="5" w:name="_Toc220017385"/>
+      <w:bookmarkStart w:id="5" w:name="_Toc220064627"/>
       <w:r>
         <w:t>La simulation</w:t>
       </w:r>
@@ -1311,7 +1748,7 @@
       <w:pPr>
         <w:pStyle w:val="Titre2"/>
       </w:pPr>
-      <w:bookmarkStart w:id="6" w:name="_Toc220017386"/>
+      <w:bookmarkStart w:id="6" w:name="_Toc220064628"/>
       <w:r>
         <w:t>Choix de</w:t>
       </w:r>
@@ -1373,7 +1810,7 @@
       <w:pPr>
         <w:pStyle w:val="Titre3"/>
       </w:pPr>
-      <w:bookmarkStart w:id="7" w:name="_Toc220017387"/>
+      <w:bookmarkStart w:id="7" w:name="_Toc220064629"/>
       <w:r>
         <w:t>Paramètre S :</w:t>
       </w:r>
@@ -1454,31 +1891,23 @@
                               <w:jc w:val="center"/>
                             </w:pPr>
                             <w:bookmarkStart w:id="8" w:name="_Ref220015309"/>
+                            <w:bookmarkStart w:id="9" w:name="_Toc220064617"/>
                             <w:r>
                               <w:t xml:space="preserve">Figure </w:t>
                             </w:r>
-                            <w:r>
-                              <w:fldChar w:fldCharType="begin"/>
-                            </w:r>
-                            <w:r>
-                              <w:instrText xml:space="preserve"> SEQ Figure \* ARABIC </w:instrText>
-                            </w:r>
-                            <w:r>
-                              <w:fldChar w:fldCharType="separate"/>
-                            </w:r>
-                            <w:r>
-                              <w:rPr>
-                                <w:noProof/>
-                              </w:rPr>
-                              <w:t>2</w:t>
-                            </w:r>
-                            <w:r>
-                              <w:fldChar w:fldCharType="end"/>
-                            </w:r>
+                            <w:fldSimple w:instr=" SEQ Figure \* ARABIC ">
+                              <w:r>
+                                <w:rPr>
+                                  <w:noProof/>
+                                </w:rPr>
+                                <w:t>2</w:t>
+                              </w:r>
+                            </w:fldSimple>
                             <w:r>
                               <w:t xml:space="preserve"> : paramètre S générique</w:t>
                             </w:r>
                             <w:bookmarkEnd w:id="8"/>
+                            <w:bookmarkEnd w:id="9"/>
                           </w:p>
                         </w:txbxContent>
                       </wps:txbx>
@@ -1508,32 +1937,24 @@
                         <w:pStyle w:val="Lgende"/>
                         <w:jc w:val="center"/>
                       </w:pPr>
-                      <w:bookmarkStart w:id="9" w:name="_Ref220015309"/>
+                      <w:bookmarkStart w:id="10" w:name="_Ref220015309"/>
+                      <w:bookmarkStart w:id="11" w:name="_Toc220064617"/>
                       <w:r>
                         <w:t xml:space="preserve">Figure </w:t>
                       </w:r>
-                      <w:r>
-                        <w:fldChar w:fldCharType="begin"/>
-                      </w:r>
-                      <w:r>
-                        <w:instrText xml:space="preserve"> SEQ Figure \* ARABIC </w:instrText>
-                      </w:r>
-                      <w:r>
-                        <w:fldChar w:fldCharType="separate"/>
-                      </w:r>
-                      <w:r>
-                        <w:rPr>
-                          <w:noProof/>
-                        </w:rPr>
-                        <w:t>2</w:t>
-                      </w:r>
-                      <w:r>
-                        <w:fldChar w:fldCharType="end"/>
-                      </w:r>
+                      <w:fldSimple w:instr=" SEQ Figure \* ARABIC ">
+                        <w:r>
+                          <w:rPr>
+                            <w:noProof/>
+                          </w:rPr>
+                          <w:t>2</w:t>
+                        </w:r>
+                      </w:fldSimple>
                       <w:r>
                         <w:t xml:space="preserve"> : paramètre S générique</w:t>
                       </w:r>
-                      <w:bookmarkEnd w:id="9"/>
+                      <w:bookmarkEnd w:id="10"/>
+                      <w:bookmarkEnd w:id="11"/>
                     </w:p>
                   </w:txbxContent>
                 </v:textbox>
@@ -1544,6 +1965,9 @@
         </mc:AlternateContent>
       </w:r>
       <w:r>
+        <w:rPr>
+          <w:noProof/>
+        </w:rPr>
         <w:drawing>
           <wp:anchor distT="0" distB="0" distL="114300" distR="114300" simplePos="0" relativeHeight="251655680" behindDoc="0" locked="0" layoutInCell="1" allowOverlap="1" wp14:anchorId="053D7E27" wp14:editId="4F81DE2A">
             <wp:simplePos x="0" y="0"/>
@@ -1568,7 +1992,7 @@
                     <pic:cNvPicPr/>
                   </pic:nvPicPr>
                   <pic:blipFill>
-                    <a:blip r:embed="rId12">
+                    <a:blip r:embed="rId11">
                       <a:extLst>
                         <a:ext uri="{28A0092B-C50C-407E-A947-70E740481C1C}">
                           <a14:useLocalDpi xmlns:a14="http://schemas.microsoft.com/office/drawing/2010/main" val="0"/>
@@ -1664,12 +2088,12 @@
         <w:rPr>
           <w:highlight w:val="yellow"/>
         </w:rPr>
+        <w:instrText xml:space="preserve"> \* MERGEFORMAT </w:instrText>
       </w:r>
       <w:r>
         <w:rPr>
           <w:highlight w:val="yellow"/>
         </w:rPr>
-        <w:instrText xml:space="preserve"> \* MERGEFORMAT </w:instrText>
       </w:r>
       <w:r>
         <w:rPr>
@@ -1726,19 +2150,11 @@
         </w:rPr>
         <w:t xml:space="preserve"> </w:t>
       </w:r>
-      <w:proofErr w:type="gramStart"/>
       <w:r>
         <w:rPr>
           <w:highlight w:val="yellow"/>
         </w:rPr>
-        <w:t>a</w:t>
-      </w:r>
-      <w:proofErr w:type="gramEnd"/>
-      <w:r>
-        <w:rPr>
-          <w:highlight w:val="yellow"/>
-        </w:rPr>
-        <w:t xml:space="preserve"> représente l’onde incidente, </w:t>
+        <w:t xml:space="preserve">a représente l’onde incidente, </w:t>
       </w:r>
       <w:r>
         <w:rPr>
@@ -1773,11 +2189,11 @@
       <w:pPr>
         <w:pStyle w:val="Titre3"/>
       </w:pPr>
-      <w:bookmarkStart w:id="10" w:name="_Toc220017388"/>
+      <w:bookmarkStart w:id="12" w:name="_Toc220064630"/>
       <w:r>
         <w:t>Forme de l’antenne</w:t>
       </w:r>
-      <w:bookmarkEnd w:id="10"/>
+      <w:bookmarkEnd w:id="12"/>
       <w:r>
         <w:t xml:space="preserve"> </w:t>
       </w:r>
@@ -1847,11 +2263,11 @@
       <w:pPr>
         <w:pStyle w:val="Titre3"/>
       </w:pPr>
-      <w:bookmarkStart w:id="11" w:name="_Toc220017389"/>
+      <w:bookmarkStart w:id="13" w:name="_Toc220064631"/>
       <w:r>
         <w:t>Décision finale</w:t>
       </w:r>
-      <w:bookmarkEnd w:id="11"/>
+      <w:bookmarkEnd w:id="13"/>
     </w:p>
     <w:p/>
     <w:p>
@@ -1866,7 +2282,60 @@
         <w:t xml:space="preserve">des comparaisons </w:t>
       </w:r>
       <w:r>
-        <w:t xml:space="preserve">pour des modèles simples. Concernant les logiciels permettant de concevoir des antennes </w:t>
+        <w:t>pour des modèles simples.</w:t>
+      </w:r>
+      <w:r>
+        <w:t xml:space="preserve"> Il utilise la </w:t>
+      </w:r>
+      <w:proofErr w:type="spellStart"/>
+      <w:r>
+        <w:t>métode</w:t>
+      </w:r>
+      <w:proofErr w:type="spellEnd"/>
+      <w:r>
+        <w:t xml:space="preserve"> SPICE </w:t>
+      </w:r>
+      <w:r>
+        <w:t xml:space="preserve">(Simulation Program </w:t>
+      </w:r>
+      <w:proofErr w:type="spellStart"/>
+      <w:r>
+        <w:t>with</w:t>
+      </w:r>
+      <w:proofErr w:type="spellEnd"/>
+      <w:r>
+        <w:t> Integrated Circuit </w:t>
+      </w:r>
+      <w:proofErr w:type="spellStart"/>
+      <w:r>
+        <w:t>Emphasis</w:t>
+      </w:r>
+      <w:proofErr w:type="spellEnd"/>
+      <w:r>
+        <w:t>)</w:t>
+      </w:r>
+      <w:r>
+        <w:t xml:space="preserve">, méthode qui utilise un assemblage de pièces déjà </w:t>
+      </w:r>
+      <w:proofErr w:type="spellStart"/>
+      <w:r>
+        <w:t>pré-calculées</w:t>
+      </w:r>
+      <w:proofErr w:type="spellEnd"/>
+      <w:r>
+        <w:t>, ce qui nous limite dans la conception de formes géométriques personnalisées.</w:t>
+      </w:r>
+      <w:r>
+        <w:t xml:space="preserve"> </w:t>
+      </w:r>
+      <w:r>
+        <w:t>Concernant les logiciels permettant de concevoir des</w:t>
+      </w:r>
+      <w:r>
+        <w:t xml:space="preserve"> circuits</w:t>
+      </w:r>
+      <w:r>
+        <w:t xml:space="preserve"> </w:t>
       </w:r>
       <w:r>
         <w:t xml:space="preserve">avec des formes plus complexes, la plupart sont sous licence </w:t>
@@ -1907,6 +2376,7 @@
       </w:pPr>
       <w:proofErr w:type="spellStart"/>
       <w:r>
+        <w:lastRenderedPageBreak/>
         <w:t>OpenEMS</w:t>
       </w:r>
       <w:proofErr w:type="spellEnd"/>
@@ -1917,11 +2387,7 @@
         <w:t>tels qu’une ligne ou un filtre de Notch, qui seront ensuite validés via QUCS afi</w:t>
       </w:r>
       <w:r>
-        <w:t xml:space="preserve">n </w:t>
-      </w:r>
-      <w:r>
-        <w:lastRenderedPageBreak/>
-        <w:t xml:space="preserve">de s’assurer de </w:t>
+        <w:t xml:space="preserve">n de s’assurer de </w:t>
       </w:r>
       <w:r>
         <w:t>l</w:t>
@@ -1933,36 +2399,834 @@
         <w:t>et de la méthode de simulation avant de réaliser un circuit plus complexe.</w:t>
       </w:r>
       <w:r>
-        <w:t xml:space="preserve"> La méthode de simulation de </w:t>
-      </w:r>
-      <w:proofErr w:type="spellStart"/>
-      <w:r>
-        <w:t>OpenEMS</w:t>
-      </w:r>
-      <w:proofErr w:type="spellEnd"/>
-      <w:r>
-        <w:t xml:space="preserve"> est la FDTD. </w:t>
+        <w:t xml:space="preserve"> </w:t>
       </w:r>
     </w:p>
     <w:p>
       <w:pPr>
         <w:pStyle w:val="Titre2"/>
       </w:pPr>
-      <w:bookmarkStart w:id="12" w:name="_Toc220017390"/>
-      <w:r>
-        <w:t>FDTD</w:t>
-      </w:r>
-      <w:bookmarkEnd w:id="12"/>
+      <w:bookmarkStart w:id="14" w:name="_Toc220064632"/>
+      <w:proofErr w:type="spellStart"/>
+      <w:r>
+        <w:t>OpenEMS</w:t>
+      </w:r>
+      <w:bookmarkEnd w:id="14"/>
+      <w:proofErr w:type="spellEnd"/>
+    </w:p>
+    <w:p>
+      <w:pPr>
+        <w:ind w:firstLine="708"/>
+      </w:pPr>
+      <w:proofErr w:type="spellStart"/>
+      <w:r>
+        <w:t>OpenEMS</w:t>
+      </w:r>
+      <w:proofErr w:type="spellEnd"/>
+      <w:r>
+        <w:t xml:space="preserve"> utilise la méthode</w:t>
+      </w:r>
+      <w:r>
+        <w:t xml:space="preserve"> FDTD (</w:t>
+      </w:r>
+      <w:proofErr w:type="spellStart"/>
+      <w:r>
+        <w:t>Finite</w:t>
+      </w:r>
+      <w:proofErr w:type="spellEnd"/>
+      <w:r>
+        <w:t xml:space="preserve"> </w:t>
+      </w:r>
+      <w:proofErr w:type="spellStart"/>
+      <w:r>
+        <w:t>Difference</w:t>
+      </w:r>
+      <w:proofErr w:type="spellEnd"/>
+      <w:r>
+        <w:t xml:space="preserve"> Time Domaine) </w:t>
+      </w:r>
+      <w:r>
+        <w:t xml:space="preserve">pour simuler nos composants. La FDTD </w:t>
+      </w:r>
+      <w:r>
+        <w:t>est</w:t>
+      </w:r>
+      <w:r>
+        <w:t xml:space="preserve"> une méthode de calcul différentiel dans le domaine temporel en résolvant directement les équations de Maxwell (essentiellement Maxwell-Ampère et Maxwell-Faraday). Voir </w:t>
+      </w:r>
+      <w:r>
+        <w:t>l’</w:t>
+      </w:r>
+      <w:r>
+        <w:t xml:space="preserve">Annexe 1 pour plus de détails sur la méthode </w:t>
+      </w:r>
+      <w:r>
+        <w:t xml:space="preserve">et l’Annexe 2 pour avoir les bases de la conception sur </w:t>
+      </w:r>
+      <w:proofErr w:type="spellStart"/>
+      <w:r>
+        <w:t>OpenEMS</w:t>
+      </w:r>
+      <w:proofErr w:type="spellEnd"/>
+      <w:r>
+        <w:t xml:space="preserve"> et son CAD intégré CSXCAD. </w:t>
+      </w:r>
+    </w:p>
+    <w:p>
+      <w:pPr>
+        <w:pStyle w:val="Titre1"/>
+      </w:pPr>
+      <w:bookmarkStart w:id="15" w:name="_Toc220064633"/>
+      <w:r>
+        <w:t xml:space="preserve">Comparaison </w:t>
+      </w:r>
+      <w:r>
+        <w:t>QUCS/</w:t>
+      </w:r>
+      <w:proofErr w:type="spellStart"/>
+      <w:r>
+        <w:t>OpenEMS</w:t>
+      </w:r>
+      <w:bookmarkEnd w:id="15"/>
+      <w:proofErr w:type="spellEnd"/>
+    </w:p>
+    <w:p>
+      <w:pPr>
+        <w:pStyle w:val="Titre2"/>
+      </w:pPr>
+      <w:bookmarkStart w:id="16" w:name="_Toc220064634"/>
+      <w:r>
+        <w:t>Filtre de Notch</w:t>
+      </w:r>
+      <w:bookmarkEnd w:id="16"/>
+    </w:p>
+    <w:p>
+      <w:pPr>
+        <w:ind w:firstLine="708"/>
+      </w:pPr>
+      <w:r>
+        <w:t xml:space="preserve">Le filtre de Notch est un </w:t>
+      </w:r>
+      <w:proofErr w:type="spellStart"/>
+      <w:r>
+        <w:t>un</w:t>
+      </w:r>
+      <w:proofErr w:type="spellEnd"/>
+      <w:r>
+        <w:t xml:space="preserve"> circuit coupe-bande classique, il existe un exemple déjà entièrement réalisé sous </w:t>
+      </w:r>
+      <w:proofErr w:type="spellStart"/>
+      <w:r>
+        <w:t>OpenEMS</w:t>
+      </w:r>
+      <w:proofErr w:type="spellEnd"/>
+      <w:r>
+        <w:t xml:space="preserve">. Il suffit donc de le reproduire sous QUCS afin de comparer les résultats des deux simulations. </w:t>
+      </w:r>
     </w:p>
     <w:p>
       <w:pPr>
         <w:pStyle w:val="Titre3"/>
       </w:pPr>
-      <w:bookmarkStart w:id="13" w:name="_Toc220017391"/>
-      <w:r>
-        <w:t>FD</w:t>
-      </w:r>
-      <w:bookmarkEnd w:id="13"/>
+      <w:bookmarkStart w:id="17" w:name="_Toc220064635"/>
+      <w:proofErr w:type="spellStart"/>
+      <w:r>
+        <w:t>OpenEMS</w:t>
+      </w:r>
+      <w:bookmarkEnd w:id="17"/>
+      <w:proofErr w:type="spellEnd"/>
+    </w:p>
+    <w:p>
+      <w:r>
+        <w:drawing>
+          <wp:anchor distT="0" distB="0" distL="114300" distR="114300" simplePos="0" relativeHeight="251658240" behindDoc="0" locked="0" layoutInCell="1" allowOverlap="1" wp14:anchorId="75AE60B7" wp14:editId="4B8FF231">
+            <wp:simplePos x="0" y="0"/>
+            <wp:positionH relativeFrom="margin">
+              <wp:align>center</wp:align>
+            </wp:positionH>
+            <wp:positionV relativeFrom="paragraph">
+              <wp:posOffset>233273</wp:posOffset>
+            </wp:positionV>
+            <wp:extent cx="2009955" cy="2225308"/>
+            <wp:effectExtent l="0" t="0" r="0" b="3810"/>
+            <wp:wrapTopAndBottom/>
+            <wp:docPr id="1011456606" name="Image 1" descr="Une image contenant Bleu électrique, Bleu cobalt&#10;&#10;Le contenu généré par l’IA peut être incorrect."/>
+            <wp:cNvGraphicFramePr>
+              <a:graphicFrameLocks xmlns:a="http://schemas.openxmlformats.org/drawingml/2006/main" noChangeAspect="1"/>
+            </wp:cNvGraphicFramePr>
+            <a:graphic xmlns:a="http://schemas.openxmlformats.org/drawingml/2006/main">
+              <a:graphicData uri="http://schemas.openxmlformats.org/drawingml/2006/picture">
+                <pic:pic xmlns:pic="http://schemas.openxmlformats.org/drawingml/2006/picture">
+                  <pic:nvPicPr>
+                    <pic:cNvPr id="1011456606" name="Image 1" descr="Une image contenant Bleu électrique, Bleu cobalt&#10;&#10;Le contenu généré par l’IA peut être incorrect."/>
+                    <pic:cNvPicPr/>
+                  </pic:nvPicPr>
+                  <pic:blipFill>
+                    <a:blip r:embed="rId12" cstate="print">
+                      <a:extLst>
+                        <a:ext uri="{28A0092B-C50C-407E-A947-70E740481C1C}">
+                          <a14:useLocalDpi xmlns:a14="http://schemas.microsoft.com/office/drawing/2010/main" val="0"/>
+                        </a:ext>
+                      </a:extLst>
+                    </a:blip>
+                    <a:stretch>
+                      <a:fillRect/>
+                    </a:stretch>
+                  </pic:blipFill>
+                  <pic:spPr>
+                    <a:xfrm>
+                      <a:off x="0" y="0"/>
+                      <a:ext cx="2009955" cy="2225308"/>
+                    </a:xfrm>
+                    <a:prstGeom prst="rect">
+                      <a:avLst/>
+                    </a:prstGeom>
+                  </pic:spPr>
+                </pic:pic>
+              </a:graphicData>
+            </a:graphic>
+          </wp:anchor>
+        </w:drawing>
+      </w:r>
+      <w:r>
+        <w:rPr>
+          <w:noProof/>
+        </w:rPr>
+        <mc:AlternateContent>
+          <mc:Choice Requires="wps">
+            <w:drawing>
+              <wp:anchor distT="0" distB="0" distL="114300" distR="114300" simplePos="0" relativeHeight="251660288" behindDoc="0" locked="0" layoutInCell="1" allowOverlap="1" wp14:anchorId="2FA07B2E" wp14:editId="736F6ADE">
+                <wp:simplePos x="0" y="0"/>
+                <wp:positionH relativeFrom="column">
+                  <wp:posOffset>1750695</wp:posOffset>
+                </wp:positionH>
+                <wp:positionV relativeFrom="paragraph">
+                  <wp:posOffset>2610485</wp:posOffset>
+                </wp:positionV>
+                <wp:extent cx="2009775" cy="635"/>
+                <wp:effectExtent l="0" t="0" r="0" b="0"/>
+                <wp:wrapTopAndBottom/>
+                <wp:docPr id="12093894" name="Zone de texte 1"/>
+                <wp:cNvGraphicFramePr/>
+                <a:graphic xmlns:a="http://schemas.openxmlformats.org/drawingml/2006/main">
+                  <a:graphicData uri="http://schemas.microsoft.com/office/word/2010/wordprocessingShape">
+                    <wps:wsp>
+                      <wps:cNvSpPr txBox="1"/>
+                      <wps:spPr>
+                        <a:xfrm>
+                          <a:off x="0" y="0"/>
+                          <a:ext cx="2009775" cy="635"/>
+                        </a:xfrm>
+                        <a:prstGeom prst="rect">
+                          <a:avLst/>
+                        </a:prstGeom>
+                        <a:solidFill>
+                          <a:prstClr val="white"/>
+                        </a:solidFill>
+                        <a:ln>
+                          <a:noFill/>
+                        </a:ln>
+                      </wps:spPr>
+                      <wps:txbx>
+                        <w:txbxContent>
+                          <w:p>
+                            <w:pPr>
+                              <w:pStyle w:val="Lgende"/>
+                            </w:pPr>
+                            <w:bookmarkStart w:id="18" w:name="_Toc220064618"/>
+                            <w:bookmarkStart w:id="19" w:name="_Ref220065539"/>
+                            <w:r>
+                              <w:t xml:space="preserve">Figure </w:t>
+                            </w:r>
+                            <w:fldSimple w:instr=" SEQ Figure \* ARABIC ">
+                              <w:r>
+                                <w:rPr>
+                                  <w:noProof/>
+                                </w:rPr>
+                                <w:t>3</w:t>
+                              </w:r>
+                            </w:fldSimple>
+                            <w:r>
+                              <w:t xml:space="preserve"> : Filtre de Notch </w:t>
+                            </w:r>
+                            <w:proofErr w:type="spellStart"/>
+                            <w:r>
+                              <w:t>OpenEMS</w:t>
+                            </w:r>
+                            <w:bookmarkEnd w:id="18"/>
+                            <w:bookmarkEnd w:id="19"/>
+                            <w:proofErr w:type="spellEnd"/>
+                          </w:p>
+                        </w:txbxContent>
+                      </wps:txbx>
+                      <wps:bodyPr rot="0" spcFirstLastPara="0" vertOverflow="overflow" horzOverflow="overflow" vert="horz" wrap="square" lIns="0" tIns="0" rIns="0" bIns="0" numCol="1" spcCol="0" rtlCol="0" fromWordArt="0" anchor="t" anchorCtr="0" forceAA="0" compatLnSpc="1">
+                        <a:prstTxWarp prst="textNoShape">
+                          <a:avLst/>
+                        </a:prstTxWarp>
+                        <a:spAutoFit/>
+                      </wps:bodyPr>
+                    </wps:wsp>
+                  </a:graphicData>
+                </a:graphic>
+              </wp:anchor>
+            </w:drawing>
+          </mc:Choice>
+          <mc:Fallback>
+            <w:pict>
+              <v:shape w14:anchorId="2FA07B2E" id="_x0000_s1027" type="#_x0000_t202" style="position:absolute;margin-left:137.85pt;margin-top:205.55pt;width:158.25pt;height:.05pt;z-index:251660288;visibility:visible;mso-wrap-style:square;mso-wrap-distance-left:9pt;mso-wrap-distance-top:0;mso-wrap-distance-right:9pt;mso-wrap-distance-bottom:0;mso-position-horizontal:absolute;mso-position-horizontal-relative:text;mso-position-vertical:absolute;mso-position-vertical-relative:text;v-text-anchor:top" o:gfxdata="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" stroked="f">
+                <v:textbox style="mso-fit-shape-to-text:t" inset="0,0,0,0">
+                  <w:txbxContent>
+                    <w:p>
+                      <w:pPr>
+                        <w:pStyle w:val="Lgende"/>
+                      </w:pPr>
+                      <w:bookmarkStart w:id="20" w:name="_Toc220064618"/>
+                      <w:bookmarkStart w:id="21" w:name="_Ref220065539"/>
+                      <w:r>
+                        <w:t xml:space="preserve">Figure </w:t>
+                      </w:r>
+                      <w:fldSimple w:instr=" SEQ Figure \* ARABIC ">
+                        <w:r>
+                          <w:rPr>
+                            <w:noProof/>
+                          </w:rPr>
+                          <w:t>3</w:t>
+                        </w:r>
+                      </w:fldSimple>
+                      <w:r>
+                        <w:t xml:space="preserve"> : Filtre de Notch </w:t>
+                      </w:r>
+                      <w:proofErr w:type="spellStart"/>
+                      <w:r>
+                        <w:t>OpenEMS</w:t>
+                      </w:r>
+                      <w:bookmarkEnd w:id="20"/>
+                      <w:bookmarkEnd w:id="21"/>
+                      <w:proofErr w:type="spellEnd"/>
+                    </w:p>
+                  </w:txbxContent>
+                </v:textbox>
+                <w10:wrap type="topAndBottom"/>
+              </v:shape>
+            </w:pict>
+          </mc:Fallback>
+        </mc:AlternateContent>
+      </w:r>
+      <w:r>
+        <w:tab/>
+        <w:t xml:space="preserve">Le filtre est représenté sous cette forme dans CSXCAD </w:t>
+      </w:r>
+    </w:p>
+    <w:p/>
+    <w:p>
+      <w:r>
+        <w:t xml:space="preserve">Comme on peut le voir, il se compose de deux lignes, l’une standard, allant de part et d’autre sur la surface du substrat et la seconde perpendiculaire au milieu de la première appelée stub. En se plongeant dans le code on extrait les informations de dimension, permittivité et de fréquence. </w:t>
+      </w:r>
+      <w:r>
+        <w:t xml:space="preserve">On a donc une ligne de 50mm de long, 0.6mm de large, un substrat épais de 0.254mm et une permittivité de 3.66, un stub de 12mm </w:t>
+      </w:r>
+      <w:r>
+        <w:lastRenderedPageBreak/>
+        <w:t xml:space="preserve">de long et une fréquence de travail de 0 à 7 GHz. Avec toutes ces informations, on peut alors réaliser un modèle équivalent sous QUCS. </w:t>
+      </w:r>
+    </w:p>
+    <w:p>
+      <w:pPr>
+        <w:pStyle w:val="Titre3"/>
+      </w:pPr>
+      <w:bookmarkStart w:id="22" w:name="_Toc220064636"/>
+      <w:r>
+        <w:t>QUCS</w:t>
+      </w:r>
+      <w:bookmarkEnd w:id="22"/>
+    </w:p>
+    <w:p>
+      <w:r>
+        <w:rPr>
+          <w:noProof/>
+        </w:rPr>
+        <mc:AlternateContent>
+          <mc:Choice Requires="wps">
+            <w:drawing>
+              <wp:anchor distT="0" distB="0" distL="114300" distR="114300" simplePos="0" relativeHeight="251663360" behindDoc="0" locked="0" layoutInCell="1" allowOverlap="1" wp14:anchorId="7EDF8A09" wp14:editId="68D3B264">
+                <wp:simplePos x="0" y="0"/>
+                <wp:positionH relativeFrom="column">
+                  <wp:posOffset>724535</wp:posOffset>
+                </wp:positionH>
+                <wp:positionV relativeFrom="paragraph">
+                  <wp:posOffset>2893060</wp:posOffset>
+                </wp:positionV>
+                <wp:extent cx="4041140" cy="635"/>
+                <wp:effectExtent l="0" t="0" r="0" b="0"/>
+                <wp:wrapTopAndBottom/>
+                <wp:docPr id="1050637183" name="Zone de texte 1"/>
+                <wp:cNvGraphicFramePr/>
+                <a:graphic xmlns:a="http://schemas.openxmlformats.org/drawingml/2006/main">
+                  <a:graphicData uri="http://schemas.microsoft.com/office/word/2010/wordprocessingShape">
+                    <wps:wsp>
+                      <wps:cNvSpPr txBox="1"/>
+                      <wps:spPr>
+                        <a:xfrm>
+                          <a:off x="0" y="0"/>
+                          <a:ext cx="4041140" cy="635"/>
+                        </a:xfrm>
+                        <a:prstGeom prst="rect">
+                          <a:avLst/>
+                        </a:prstGeom>
+                        <a:solidFill>
+                          <a:prstClr val="white"/>
+                        </a:solidFill>
+                        <a:ln>
+                          <a:noFill/>
+                        </a:ln>
+                      </wps:spPr>
+                      <wps:txbx>
+                        <w:txbxContent>
+                          <w:p>
+                            <w:pPr>
+                              <w:pStyle w:val="Lgende"/>
+                              <w:jc w:val="center"/>
+                            </w:pPr>
+                            <w:bookmarkStart w:id="23" w:name="_Toc220064619"/>
+                            <w:bookmarkStart w:id="24" w:name="_Ref220065541"/>
+                            <w:r>
+                              <w:t xml:space="preserve">Figure </w:t>
+                            </w:r>
+                            <w:fldSimple w:instr=" SEQ Figure \* ARABIC ">
+                              <w:r>
+                                <w:rPr>
+                                  <w:noProof/>
+                                </w:rPr>
+                                <w:t>4</w:t>
+                              </w:r>
+                            </w:fldSimple>
+                            <w:r>
+                              <w:t xml:space="preserve"> : Filtre de Notch QUCS</w:t>
+                            </w:r>
+                            <w:bookmarkEnd w:id="23"/>
+                            <w:bookmarkEnd w:id="24"/>
+                          </w:p>
+                        </w:txbxContent>
+                      </wps:txbx>
+                      <wps:bodyPr rot="0" spcFirstLastPara="0" vertOverflow="overflow" horzOverflow="overflow" vert="horz" wrap="square" lIns="0" tIns="0" rIns="0" bIns="0" numCol="1" spcCol="0" rtlCol="0" fromWordArt="0" anchor="t" anchorCtr="0" forceAA="0" compatLnSpc="1">
+                        <a:prstTxWarp prst="textNoShape">
+                          <a:avLst/>
+                        </a:prstTxWarp>
+                        <a:spAutoFit/>
+                      </wps:bodyPr>
+                    </wps:wsp>
+                  </a:graphicData>
+                </a:graphic>
+              </wp:anchor>
+            </w:drawing>
+          </mc:Choice>
+          <mc:Fallback>
+            <w:pict>
+              <v:shape w14:anchorId="7EDF8A09" id="_x0000_s1028" type="#_x0000_t202" style="position:absolute;margin-left:57.05pt;margin-top:227.8pt;width:318.2pt;height:.05pt;z-index:251663360;visibility:visible;mso-wrap-style:square;mso-wrap-distance-left:9pt;mso-wrap-distance-top:0;mso-wrap-distance-right:9pt;mso-wrap-distance-bottom:0;mso-position-horizontal:absolute;mso-position-horizontal-relative:text;mso-position-vertical:absolute;mso-position-vertical-relative:text;v-text-anchor:top" o:gfxdata="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" stroked="f">
+                <v:textbox style="mso-fit-shape-to-text:t" inset="0,0,0,0">
+                  <w:txbxContent>
+                    <w:p>
+                      <w:pPr>
+                        <w:pStyle w:val="Lgende"/>
+                        <w:jc w:val="center"/>
+                      </w:pPr>
+                      <w:bookmarkStart w:id="25" w:name="_Toc220064619"/>
+                      <w:bookmarkStart w:id="26" w:name="_Ref220065541"/>
+                      <w:r>
+                        <w:t xml:space="preserve">Figure </w:t>
+                      </w:r>
+                      <w:fldSimple w:instr=" SEQ Figure \* ARABIC ">
+                        <w:r>
+                          <w:rPr>
+                            <w:noProof/>
+                          </w:rPr>
+                          <w:t>4</w:t>
+                        </w:r>
+                      </w:fldSimple>
+                      <w:r>
+                        <w:t xml:space="preserve"> : Filtre de Notch QUCS</w:t>
+                      </w:r>
+                      <w:bookmarkEnd w:id="25"/>
+                      <w:bookmarkEnd w:id="26"/>
+                    </w:p>
+                  </w:txbxContent>
+                </v:textbox>
+                <w10:wrap type="topAndBottom"/>
+              </v:shape>
+            </w:pict>
+          </mc:Fallback>
+        </mc:AlternateContent>
+      </w:r>
+      <w:r>
+        <w:drawing>
+          <wp:anchor distT="0" distB="0" distL="114300" distR="114300" simplePos="0" relativeHeight="251661312" behindDoc="0" locked="0" layoutInCell="1" allowOverlap="1" wp14:anchorId="6A4E4A0B" wp14:editId="3B5554E3">
+            <wp:simplePos x="0" y="0"/>
+            <wp:positionH relativeFrom="column">
+              <wp:posOffset>724619</wp:posOffset>
+            </wp:positionH>
+            <wp:positionV relativeFrom="paragraph">
+              <wp:posOffset>361267</wp:posOffset>
+            </wp:positionV>
+            <wp:extent cx="4041671" cy="2475781"/>
+            <wp:effectExtent l="0" t="0" r="0" b="1270"/>
+            <wp:wrapTopAndBottom/>
+            <wp:docPr id="903328043" name="Image 1" descr="Une image contenant texte, diagramme, capture d’écran, Police&#10;&#10;Le contenu généré par l’IA peut être incorrect."/>
+            <wp:cNvGraphicFramePr>
+              <a:graphicFrameLocks xmlns:a="http://schemas.openxmlformats.org/drawingml/2006/main" noChangeAspect="1"/>
+            </wp:cNvGraphicFramePr>
+            <a:graphic xmlns:a="http://schemas.openxmlformats.org/drawingml/2006/main">
+              <a:graphicData uri="http://schemas.openxmlformats.org/drawingml/2006/picture">
+                <pic:pic xmlns:pic="http://schemas.openxmlformats.org/drawingml/2006/picture">
+                  <pic:nvPicPr>
+                    <pic:cNvPr id="903328043" name="Image 1" descr="Une image contenant texte, diagramme, capture d’écran, Police&#10;&#10;Le contenu généré par l’IA peut être incorrect."/>
+                    <pic:cNvPicPr/>
+                  </pic:nvPicPr>
+                  <pic:blipFill>
+                    <a:blip r:embed="rId13">
+                      <a:extLst>
+                        <a:ext uri="{28A0092B-C50C-407E-A947-70E740481C1C}">
+                          <a14:useLocalDpi xmlns:a14="http://schemas.microsoft.com/office/drawing/2010/main" val="0"/>
+                        </a:ext>
+                      </a:extLst>
+                    </a:blip>
+                    <a:stretch>
+                      <a:fillRect/>
+                    </a:stretch>
+                  </pic:blipFill>
+                  <pic:spPr>
+                    <a:xfrm>
+                      <a:off x="0" y="0"/>
+                      <a:ext cx="4041671" cy="2475781"/>
+                    </a:xfrm>
+                    <a:prstGeom prst="rect">
+                      <a:avLst/>
+                    </a:prstGeom>
+                  </pic:spPr>
+                </pic:pic>
+              </a:graphicData>
+            </a:graphic>
+          </wp:anchor>
+        </w:drawing>
+      </w:r>
+      <w:r>
+        <w:t xml:space="preserve">Le modèle QUCS se réalise en assemblant des bouts de ligne </w:t>
+      </w:r>
+      <w:r>
+        <w:t>les uns avec les autres :</w:t>
+      </w:r>
+    </w:p>
+    <w:p>
+      <w:r>
+        <w:t xml:space="preserve">La conception sur QUCS fait appel à quelques standards de la radio, notamment l’impédance de 50Ω à chaque bout de la ligne. </w:t>
+      </w:r>
+    </w:p>
+    <w:p>
+      <w:pPr>
+        <w:pStyle w:val="Titre3"/>
+      </w:pPr>
+      <w:r>
+        <w:t>Comparaison des résultats :</w:t>
+      </w:r>
+    </w:p>
+    <w:p>
+      <w:pPr>
+        <w:keepNext/>
+        <w:jc w:val="center"/>
+      </w:pPr>
+      <w:r>
+        <w:rPr>
+          <w:noProof/>
+        </w:rPr>
+        <w:drawing>
+          <wp:anchor distT="0" distB="0" distL="114300" distR="114300" simplePos="0" relativeHeight="251664384" behindDoc="0" locked="0" layoutInCell="1" allowOverlap="1" wp14:anchorId="1FF44860" wp14:editId="71182D5B">
+            <wp:simplePos x="0" y="0"/>
+            <wp:positionH relativeFrom="margin">
+              <wp:posOffset>474309</wp:posOffset>
+            </wp:positionH>
+            <wp:positionV relativeFrom="paragraph">
+              <wp:posOffset>203320</wp:posOffset>
+            </wp:positionV>
+            <wp:extent cx="4977130" cy="3733165"/>
+            <wp:effectExtent l="0" t="0" r="0" b="635"/>
+            <wp:wrapTopAndBottom/>
+            <wp:docPr id="1847977074" name="Image 2" descr="Une image contenant texte, diagramme, ligne, Tracé&#10;&#10;Le contenu généré par l’IA peut être incorrect."/>
+            <wp:cNvGraphicFramePr>
+              <a:graphicFrameLocks xmlns:a="http://schemas.openxmlformats.org/drawingml/2006/main" noChangeAspect="1"/>
+            </wp:cNvGraphicFramePr>
+            <a:graphic xmlns:a="http://schemas.openxmlformats.org/drawingml/2006/main">
+              <a:graphicData uri="http://schemas.openxmlformats.org/drawingml/2006/picture">
+                <pic:pic xmlns:pic="http://schemas.openxmlformats.org/drawingml/2006/picture">
+                  <pic:nvPicPr>
+                    <pic:cNvPr id="1847977074" name="Image 2" descr="Une image contenant texte, diagramme, ligne, Tracé&#10;&#10;Le contenu généré par l’IA peut être incorrect."/>
+                    <pic:cNvPicPr/>
+                  </pic:nvPicPr>
+                  <pic:blipFill>
+                    <a:blip r:embed="rId14" cstate="print">
+                      <a:extLst>
+                        <a:ext uri="{28A0092B-C50C-407E-A947-70E740481C1C}">
+                          <a14:useLocalDpi xmlns:a14="http://schemas.microsoft.com/office/drawing/2010/main" val="0"/>
+                        </a:ext>
+                      </a:extLst>
+                    </a:blip>
+                    <a:stretch>
+                      <a:fillRect/>
+                    </a:stretch>
+                  </pic:blipFill>
+                  <pic:spPr>
+                    <a:xfrm>
+                      <a:off x="0" y="0"/>
+                      <a:ext cx="4977130" cy="3733165"/>
+                    </a:xfrm>
+                    <a:prstGeom prst="rect">
+                      <a:avLst/>
+                    </a:prstGeom>
+                  </pic:spPr>
+                </pic:pic>
+              </a:graphicData>
+            </a:graphic>
+            <wp14:sizeRelH relativeFrom="margin">
+              <wp14:pctWidth>0</wp14:pctWidth>
+            </wp14:sizeRelH>
+            <wp14:sizeRelV relativeFrom="margin">
+              <wp14:pctHeight>0</wp14:pctHeight>
+            </wp14:sizeRelV>
+          </wp:anchor>
+        </w:drawing>
+      </w:r>
+    </w:p>
+    <w:p>
+      <w:pPr>
+        <w:pStyle w:val="Lgende"/>
+        <w:jc w:val="center"/>
+      </w:pPr>
+      <w:r>
+        <w:t xml:space="preserve">Figure </w:t>
+      </w:r>
+      <w:fldSimple w:instr=" SEQ Figure \* ARABIC ">
+        <w:r>
+          <w:rPr>
+            <w:noProof/>
+          </w:rPr>
+          <w:t>5</w:t>
+        </w:r>
+      </w:fldSimple>
+      <w:r>
+        <w:t xml:space="preserve"> : résultats filtre de Notch </w:t>
+      </w:r>
+      <w:proofErr w:type="spellStart"/>
+      <w:r>
+        <w:t>OpenEMS</w:t>
+      </w:r>
+      <w:proofErr w:type="spellEnd"/>
+      <w:r>
+        <w:t xml:space="preserve"> S11 et S21 en fonction de la fréquence en GHz</w:t>
+      </w:r>
+    </w:p>
+    <w:p>
+      <w:pPr>
+        <w:keepNext/>
+      </w:pPr>
+      <w:r>
+        <w:lastRenderedPageBreak/>
+        <w:drawing>
+          <wp:inline distT="0" distB="0" distL="0" distR="0" wp14:anchorId="7593DD13" wp14:editId="2B0D745D">
+            <wp:extent cx="5731510" cy="3552825"/>
+            <wp:effectExtent l="0" t="0" r="2540" b="9525"/>
+            <wp:docPr id="365596378" name="Image 1" descr="Une image contenant texte, ligne, Tracé, diagramme&#10;&#10;Le contenu généré par l’IA peut être incorrect."/>
+            <wp:cNvGraphicFramePr>
+              <a:graphicFrameLocks xmlns:a="http://schemas.openxmlformats.org/drawingml/2006/main" noChangeAspect="1"/>
+            </wp:cNvGraphicFramePr>
+            <a:graphic xmlns:a="http://schemas.openxmlformats.org/drawingml/2006/main">
+              <a:graphicData uri="http://schemas.openxmlformats.org/drawingml/2006/picture">
+                <pic:pic xmlns:pic="http://schemas.openxmlformats.org/drawingml/2006/picture">
+                  <pic:nvPicPr>
+                    <pic:cNvPr id="365596378" name="Image 1" descr="Une image contenant texte, ligne, Tracé, diagramme&#10;&#10;Le contenu généré par l’IA peut être incorrect."/>
+                    <pic:cNvPicPr/>
+                  </pic:nvPicPr>
+                  <pic:blipFill>
+                    <a:blip r:embed="rId15"/>
+                    <a:stretch>
+                      <a:fillRect/>
+                    </a:stretch>
+                  </pic:blipFill>
+                  <pic:spPr>
+                    <a:xfrm>
+                      <a:off x="0" y="0"/>
+                      <a:ext cx="5731510" cy="3552825"/>
+                    </a:xfrm>
+                    <a:prstGeom prst="rect">
+                      <a:avLst/>
+                    </a:prstGeom>
+                  </pic:spPr>
+                </pic:pic>
+              </a:graphicData>
+            </a:graphic>
+          </wp:inline>
+        </w:drawing>
+      </w:r>
+    </w:p>
+    <w:p>
+      <w:pPr>
+        <w:pStyle w:val="Lgende"/>
+        <w:jc w:val="center"/>
+      </w:pPr>
+      <w:r>
+        <w:t xml:space="preserve">Figure </w:t>
+      </w:r>
+      <w:fldSimple w:instr=" SEQ Figure \* ARABIC ">
+        <w:r>
+          <w:rPr>
+            <w:noProof/>
+          </w:rPr>
+          <w:t>6</w:t>
+        </w:r>
+      </w:fldSimple>
+      <w:r>
+        <w:t xml:space="preserve"> : résultats filtre de Notch QUCS</w:t>
+      </w:r>
+      <w:r>
+        <w:t xml:space="preserve"> </w:t>
+      </w:r>
+      <w:r>
+        <w:t>S11 et S21 en fonction de la fréquence en GHz</w:t>
+      </w:r>
+    </w:p>
+    <w:p>
+      <w:pPr>
+        <w:ind w:firstLine="708"/>
+      </w:pPr>
+      <w:r>
+        <w:t>Dans ce cas-ci, le paramètre qui nous intéresse est S</w:t>
+      </w:r>
+      <w:r>
+        <w:rPr>
+          <w:vertAlign w:val="subscript"/>
+        </w:rPr>
+        <w:t>21</w:t>
+      </w:r>
+      <w:r>
+        <w:t xml:space="preserve">, le coefficient de transmission </w:t>
+      </w:r>
+      <w:r>
+        <w:t>du dispositif. On s’attend à avoir un gain proche de 0dB sur la plupart des fréquences avec un gain très négatif pour un ensemble de fréquences. Pour S</w:t>
+      </w:r>
+      <w:r>
+        <w:rPr>
+          <w:vertAlign w:val="subscript"/>
+        </w:rPr>
+        <w:t>11</w:t>
+      </w:r>
+      <w:r>
+        <w:t xml:space="preserve">, on s’attend à trouver une courbe plutôt inverse avec un gain proche de 0dB dans la bande rejetée et un gain plutôt faible ailleurs. EN effet, si l’inde n’est pas transmise, elle est réfléchie et reviens à l’entrée du circuit. </w:t>
+      </w:r>
+    </w:p>
+    <w:p>
+      <w:pPr>
+        <w:ind w:firstLine="708"/>
+      </w:pPr>
+      <w:r>
+        <w:t>C’est effectivement ce que nous observons dans les deux simulations</w:t>
+      </w:r>
+      <w:r>
+        <w:t xml:space="preserve">. </w:t>
+      </w:r>
+      <w:proofErr w:type="spellStart"/>
+      <w:r>
+        <w:t>OpenEMS</w:t>
+      </w:r>
+      <w:proofErr w:type="spellEnd"/>
+      <w:r>
+        <w:t xml:space="preserve"> </w:t>
+      </w:r>
+      <w:r>
+        <w:t>(</w:t>
+      </w:r>
+      <w:r>
+        <w:fldChar w:fldCharType="begin"/>
+      </w:r>
+      <w:r>
+        <w:instrText xml:space="preserve"> REF _Ref220065539 \h </w:instrText>
+      </w:r>
+      <w:r>
+        <w:fldChar w:fldCharType="separate"/>
+      </w:r>
+      <w:r>
+        <w:t xml:space="preserve">Figure </w:t>
+      </w:r>
+      <w:r>
+        <w:rPr>
+          <w:noProof/>
+        </w:rPr>
+        <w:t>3</w:t>
+      </w:r>
+      <w:r>
+        <w:t xml:space="preserve"> : Filtre de Notch </w:t>
+      </w:r>
+      <w:proofErr w:type="spellStart"/>
+      <w:r>
+        <w:t>OpenEMS</w:t>
+      </w:r>
+      <w:proofErr w:type="spellEnd"/>
+      <w:r>
+        <w:fldChar w:fldCharType="end"/>
+      </w:r>
+      <w:r>
+        <w:t>) nous indique que la bande rejetée est centrée à 3.</w:t>
+      </w:r>
+      <w:r>
+        <w:t>65</w:t>
+      </w:r>
+      <w:r>
+        <w:t>GHz</w:t>
+      </w:r>
+      <w:r>
+        <w:t xml:space="preserve">. QUCS </w:t>
+      </w:r>
+      <w:r>
+        <w:t>(</w:t>
+      </w:r>
+      <w:r>
+        <w:fldChar w:fldCharType="begin"/>
+      </w:r>
+      <w:r>
+        <w:instrText xml:space="preserve"> REF _Ref220065541 \h </w:instrText>
+      </w:r>
+      <w:r>
+        <w:fldChar w:fldCharType="separate"/>
+      </w:r>
+      <w:r>
+        <w:t xml:space="preserve">Figure </w:t>
+      </w:r>
+      <w:r>
+        <w:rPr>
+          <w:noProof/>
+        </w:rPr>
+        <w:t>4</w:t>
+      </w:r>
+      <w:r>
+        <w:t xml:space="preserve"> : Filtre de Notch QUCS</w:t>
+      </w:r>
+      <w:r>
+        <w:fldChar w:fldCharType="end"/>
+      </w:r>
+      <w:r>
+        <w:t xml:space="preserve">) </w:t>
+      </w:r>
+      <w:r>
+        <w:t xml:space="preserve">a une bande rejetée très similaire centrée à la même fréquence. </w:t>
+      </w:r>
+      <w:r>
+        <w:t>Les seules différences notables entre les deux simulations sont quelques légères variations de S</w:t>
+      </w:r>
+      <w:r>
+        <w:rPr>
+          <w:vertAlign w:val="subscript"/>
+        </w:rPr>
+        <w:t>11</w:t>
+      </w:r>
+      <w:r>
+        <w:t xml:space="preserve"> dans la bande passante du filtre dues aux différentes méthodes de simulation. Ces différences sont suffisamment minimes pour considérer que les deux simulations produisent des résultats quasi identiques. Nous pouvons à présent commencer à réaliser un circuit de notre propre conception, le plus simple qui soit, une ligne de transmission. </w:t>
+      </w:r>
     </w:p>
     <w:p/>
     <w:p/>
@@ -1975,17 +3239,17 @@
       <w:pPr>
         <w:pStyle w:val="Titre1"/>
       </w:pPr>
-      <w:bookmarkStart w:id="14" w:name="_Toc220017392"/>
+      <w:bookmarkStart w:id="27" w:name="_Toc220064637"/>
       <w:r>
         <w:t>Sources :</w:t>
       </w:r>
-      <w:bookmarkEnd w:id="14"/>
+      <w:bookmarkEnd w:id="27"/>
     </w:p>
     <w:p>
       <w:r>
         <w:t xml:space="preserve">Satellite Iridium : </w:t>
       </w:r>
-      <w:hyperlink r:id="rId13" w:history="1">
+      <w:hyperlink r:id="rId16" w:history="1">
         <w:r>
           <w:rPr>
             <w:rStyle w:val="Lienhypertexte"/>
@@ -1998,10 +3262,10 @@
       </w:r>
     </w:p>
     <w:sectPr>
-      <w:headerReference w:type="default" r:id="rId14"/>
-      <w:footerReference w:type="default" r:id="rId15"/>
-      <w:headerReference w:type="first" r:id="rId16"/>
-      <w:footerReference w:type="first" r:id="rId17"/>
+      <w:headerReference w:type="default" r:id="rId17"/>
+      <w:footerReference w:type="default" r:id="rId18"/>
+      <w:headerReference w:type="first" r:id="rId19"/>
+      <w:footerReference w:type="first" r:id="rId20"/>
       <w:pgSz w:w="11906" w:h="16838"/>
       <w:pgMar w:top="1440" w:right="1440" w:bottom="1440" w:left="1440" w:header="720" w:footer="720" w:gutter="0"/>
       <w:cols w:space="720"/>
@@ -2368,10 +3632,6 @@
     </w:pPr>
   </w:p>
 </w:hdr>
-</file>
-
-<file path=word/numbering.xml><?xml version="1.0" encoding="utf-8"?>
-<w:numbering xmlns:wpc="http://schemas.microsoft.com/office/word/2010/wordprocessingCanvas" xmlns:cx="http://schemas.microsoft.com/office/drawing/2014/chartex" xmlns:cx1="http://schemas.microsoft.com/office/drawing/2015/9/8/chartex" xmlns:cx2="http://schemas.microsoft.com/office/drawing/2015/10/21/chartex" xmlns:cx3="http://schemas.microsoft.com/office/drawing/2016/5/9/chartex" xmlns:cx4="http://schemas.microsoft.com/office/drawing/2016/5/10/chartex" xmlns:cx5="http://schemas.microsoft.com/office/drawing/2016/5/11/chartex" xmlns:cx6="http://schemas.microsoft.com/office/drawing/2016/5/12/chartex" xmlns:cx7="http://schemas.microsoft.com/office/drawing/2016/5/13/chartex" xmlns:cx8="http://schemas.microsoft.com/office/drawing/2016/5/14/chartex" xmlns:mc="http://schemas.openxmlformats.org/markup-compatibility/2006" xmlns:aink="http://schemas.microsoft.com/office/drawing/2016/ink" xmlns:am3d="http://schemas.microsoft.com/office/drawing/2017/model3d" xmlns:o="urn:schemas-microsoft-com:office:office" xmlns:oel="http://schemas.microsoft.com/office/2019/extlst" xmlns:r="http://schemas.openxmlformats.org/officeDocument/2006/relationships" xmlns:m="http://schemas.openxmlformats.org/officeDocument/2006/math" xmlns:v="urn:schemas-microsoft-com:vml" xmlns:wp14="http://schemas.microsoft.com/office/word/2010/wordprocessingDrawing" xmlns:wp="http://schemas.openxmlformats.org/drawingml/2006/wordprocessingDrawing" xmlns:w10="urn:schemas-microsoft-com:office:word" xmlns:w="http://schemas.openxmlformats.org/wordprocessingml/2006/main" xmlns:w14="http://schemas.microsoft.com/office/word/2010/wordml" xmlns:w15="http://schemas.microsoft.com/office/word/2012/wordml" xmlns:w16cex="http://schemas.microsoft.com/office/word/2018/wordml/cex" xmlns:w16cid="http://schemas.microsoft.com/office/word/2016/wordml/cid" xmlns:w16="http://schemas.microsoft.com/office/word/2018/wordml" xmlns:w16du="http://schemas.microsoft.com/office/word/2023/wordml/word16du" xmlns:w16sdtdh="http://schemas.microsoft.com/office/word/2020/wordml/sdtdatahash" xmlns:w16sdtfl="http://schemas.microsoft.com/office/word/2024/wordml/sdtformatlock" xmlns:w16se="http://schemas.microsoft.com/office/word/2015/wordml/symex" xmlns:wpg="http://schemas.microsoft.com/office/word/2010/wordprocessingGroup" xmlns:wpi="http://schemas.microsoft.com/office/word/2010/wordprocessingInk" xmlns:wne="http://schemas.microsoft.com/office/word/2006/wordml" xmlns:wps="http://schemas.microsoft.com/office/word/2010/wordprocessingShape" mc:Ignorable="w14 w15 w16se w16cid w16 w16cex w16sdtdh w16sdtfl w16du wp14"/>
 </file>
 
 <file path=word/styles.xml><?xml version="1.0" encoding="utf-8"?>
@@ -3344,10 +4604,6 @@
 </file>
 
 <file path=customXml/item1.xml><?xml version="1.0" encoding="utf-8"?>
-<b:Sources xmlns:b="http://schemas.openxmlformats.org/officeDocument/2006/bibliography" xmlns="http://schemas.openxmlformats.org/officeDocument/2006/bibliography" SelectedStyle="\APASixthEditionOfficeOnline.xsl" StyleName="APA" Version="6"/>
-</file>
-
-<file path=customXml/item2.xml><?xml version="1.0" encoding="utf-8"?>
 <ct:contentTypeSchema xmlns:ct="http://schemas.microsoft.com/office/2006/metadata/contentType" xmlns:ma="http://schemas.microsoft.com/office/2006/metadata/properties/metaAttributes" ct:_="" ma:_="" ma:contentTypeName="Document" ma:contentTypeID="0x010100448A0CEBA29ACC4397481D4F9CDC23FF" ma:contentTypeVersion="7" ma:contentTypeDescription="Crée un document." ma:contentTypeScope="" ma:versionID="8db763ca7b2581df1ec46ae43d7834c2">
   <xsd:schema xmlns:xsd="http://www.w3.org/2001/XMLSchema" xmlns:xs="http://www.w3.org/2001/XMLSchema" xmlns:p="http://schemas.microsoft.com/office/2006/metadata/properties" xmlns:ns3="c88cb849-21ac-4463-aa9d-a2b0dc52a1ff" targetNamespace="http://schemas.microsoft.com/office/2006/metadata/properties" ma:root="true" ma:fieldsID="98411ed18f4c0a770b06310a309b7006" ns3:_="">
     <xsd:import namespace="c88cb849-21ac-4463-aa9d-a2b0dc52a1ff"/>
@@ -3509,7 +4765,19 @@
 </ct:contentTypeSchema>
 </file>
 
+<file path=customXml/item2.xml><?xml version="1.0" encoding="utf-8"?>
+<b:Sources xmlns:b="http://schemas.openxmlformats.org/officeDocument/2006/bibliography" xmlns="http://schemas.openxmlformats.org/officeDocument/2006/bibliography" SelectedStyle="\APASixthEditionOfficeOnline.xsl" StyleName="APA" Version="6"/>
+</file>
+
 <file path=customXml/item3.xml><?xml version="1.0" encoding="utf-8"?>
+<p:properties xmlns:p="http://schemas.microsoft.com/office/2006/metadata/properties" xmlns:xsi="http://www.w3.org/2001/XMLSchema-instance" xmlns:pc="http://schemas.microsoft.com/office/infopath/2007/PartnerControls">
+  <documentManagement>
+    <_activity xmlns="c88cb849-21ac-4463-aa9d-a2b0dc52a1ff" xsi:nil="true"/>
+  </documentManagement>
+</p:properties>
+</file>
+
+<file path=customXml/item4.xml><?xml version="1.0" encoding="utf-8"?>
 <?mso-contentType ?>
 <FormTemplates xmlns="http://schemas.microsoft.com/sharepoint/v3/contenttype/forms">
   <Display>DocumentLibraryForm</Display>
@@ -3518,23 +4786,7 @@
 </FormTemplates>
 </file>
 
-<file path=customXml/item4.xml><?xml version="1.0" encoding="utf-8"?>
-<p:properties xmlns:p="http://schemas.microsoft.com/office/2006/metadata/properties" xmlns:xsi="http://www.w3.org/2001/XMLSchema-instance" xmlns:pc="http://schemas.microsoft.com/office/infopath/2007/PartnerControls">
-  <documentManagement>
-    <_activity xmlns="c88cb849-21ac-4463-aa9d-a2b0dc52a1ff" xsi:nil="true"/>
-  </documentManagement>
-</p:properties>
-</file>
-
 <file path=customXml/itemProps1.xml><?xml version="1.0" encoding="utf-8"?>
-<ds:datastoreItem xmlns:ds="http://schemas.openxmlformats.org/officeDocument/2006/customXml" ds:itemID="{C96AB1B7-0E98-4293-A5E8-ED44DF2F5D0D}">
-  <ds:schemaRefs>
-    <ds:schemaRef ds:uri="http://schemas.openxmlformats.org/officeDocument/2006/bibliography"/>
-  </ds:schemaRefs>
-</ds:datastoreItem>
-</file>
-
-<file path=customXml/itemProps2.xml><?xml version="1.0" encoding="utf-8"?>
 <ds:datastoreItem xmlns:ds="http://schemas.openxmlformats.org/officeDocument/2006/customXml" ds:itemID="{11CE6CFF-6489-4686-8833-847805BA31FE}">
   <ds:schemaRefs>
     <ds:schemaRef ds:uri="http://schemas.microsoft.com/office/2006/metadata/contentType"/>
@@ -3552,26 +4804,28 @@
 </ds:datastoreItem>
 </file>
 
+<file path=customXml/itemProps2.xml><?xml version="1.0" encoding="utf-8"?>
+<ds:datastoreItem xmlns:ds="http://schemas.openxmlformats.org/officeDocument/2006/customXml" ds:itemID="{C96AB1B7-0E98-4293-A5E8-ED44DF2F5D0D}">
+  <ds:schemaRefs>
+    <ds:schemaRef ds:uri="http://schemas.openxmlformats.org/officeDocument/2006/bibliography"/>
+  </ds:schemaRefs>
+</ds:datastoreItem>
+</file>
+
 <file path=customXml/itemProps3.xml><?xml version="1.0" encoding="utf-8"?>
+<ds:datastoreItem xmlns:ds="http://schemas.openxmlformats.org/officeDocument/2006/customXml" ds:itemID="{ACEF97E7-369F-4CA2-A6B0-EB34E0836FC9}">
+  <ds:schemaRefs>
+    <ds:schemaRef ds:uri="http://schemas.microsoft.com/office/2006/metadata/properties"/>
+    <ds:schemaRef ds:uri="http://schemas.microsoft.com/office/infopath/2007/PartnerControls"/>
+    <ds:schemaRef ds:uri="c88cb849-21ac-4463-aa9d-a2b0dc52a1ff"/>
+  </ds:schemaRefs>
+</ds:datastoreItem>
+</file>
+
+<file path=customXml/itemProps4.xml><?xml version="1.0" encoding="utf-8"?>
 <ds:datastoreItem xmlns:ds="http://schemas.openxmlformats.org/officeDocument/2006/customXml" ds:itemID="{7F56C132-E70D-485A-91AE-90FB24278382}">
   <ds:schemaRefs>
     <ds:schemaRef ds:uri="http://schemas.microsoft.com/sharepoint/v3/contenttype/forms"/>
   </ds:schemaRefs>
 </ds:datastoreItem>
-</file>
-
-<file path=customXml/itemProps4.xml><?xml version="1.0" encoding="utf-8"?>
-<ds:datastoreItem xmlns:ds="http://schemas.openxmlformats.org/officeDocument/2006/customXml" ds:itemID="{ACEF97E7-369F-4CA2-A6B0-EB34E0836FC9}">
-  <ds:schemaRefs>
-    <ds:schemaRef ds:uri="http://purl.org/dc/terms/"/>
-    <ds:schemaRef ds:uri="http://purl.org/dc/dcmitype/"/>
-    <ds:schemaRef ds:uri="c88cb849-21ac-4463-aa9d-a2b0dc52a1ff"/>
-    <ds:schemaRef ds:uri="http://schemas.microsoft.com/office/2006/documentManagement/types"/>
-    <ds:schemaRef ds:uri="http://purl.org/dc/elements/1.1/"/>
-    <ds:schemaRef ds:uri="http://schemas.microsoft.com/office/2006/metadata/properties"/>
-    <ds:schemaRef ds:uri="http://www.w3.org/XML/1998/namespace"/>
-    <ds:schemaRef ds:uri="http://schemas.microsoft.com/office/infopath/2007/PartnerControls"/>
-    <ds:schemaRef ds:uri="http://schemas.openxmlformats.org/package/2006/metadata/core-properties"/>
-  </ds:schemaRefs>
-</ds:datastoreItem>
 </file>